--- a/Backend/Director_Disclosure/Output_Disclosures/2024-25/ADANI_GREEN_ENERGY_SIXTEEN_LIMITED/DIR-8/DIR8_Dipak_Gupta_09113381.docx
+++ b/Backend/Director_Disclosure/Output_Disclosures/2024-25/ADANI_GREEN_ENERGY_SIXTEEN_LIMITED/DIR-8/DIR8_Dipak_Gupta_09113381.docx
@@ -189,7 +189,7 @@
           <w:b w:val="0"/>
           <w:sz w:val="23"/>
         </w:rPr>
-        <w:t>I, DIPAK GUPTA, son/daughter of Mr. {{FATHER_NAME}}, resident of 26/2 Ambika devi Society, Opp Nava Vadaj Tubewell station, Kiran park Road, Naranpura, Ahmedabad - 380 013, Gujarat, India, India hereby give notice that I am/was a Director in the following companies during the last three years:-</w:t>
+        <w:t>I, DIPAK GUPTA, son/daughter of Mr. Mr. Lakhanlal Gupta, resident of 26/2 Ambika devi Society, Opp Nava Vadaj Tubewell station, Kiran park Road, Naranpura, Ahmedabad - 380 013, Gujarat, India, India hereby give notice that I am/was a Director in the following companies during the last three years:-</w:t>
       </w:r>
     </w:p>
     <w:p>
@@ -620,7 +620,7 @@
                 <w:b w:val="0"/>
                 <w:sz w:val="23"/>
               </w:rPr>
-              <w:t>ADANI GREEN ENERGY SIXTEEN LIMITED</w:t>
+              <w:t>ADANI GREEN ENERGY FIFTEEN LIMITED</w:t>
             </w:r>
           </w:p>
         </w:tc>
@@ -690,7 +690,7 @@
                 <w:b w:val="0"/>
                 <w:sz w:val="23"/>
               </w:rPr>
-              <w:t>ADANI GREEN ENERGY FIFTEEN LIMITED</w:t>
+              <w:t>ADANI GREEN ENERGY SIXTEEN LIMITED</w:t>
             </w:r>
           </w:p>
         </w:tc>
@@ -900,7 +900,7 @@
                 <w:b w:val="0"/>
                 <w:sz w:val="23"/>
               </w:rPr>
-              <w:t>ADANI RENEWABLE ENERGY HOLDING SEVEN LIMITED</w:t>
+              <w:t>ADANI WIND ENERGY KUTCHH ONE LIMITED</w:t>
             </w:r>
           </w:p>
         </w:tc>
@@ -970,7 +970,7 @@
                 <w:b w:val="0"/>
                 <w:sz w:val="23"/>
               </w:rPr>
-              <w:t>ADANI WIND ENERGY KUTCHH ONE LIMITED</w:t>
+              <w:t>WIND FIVE RENERGY LIMITED</w:t>
             </w:r>
           </w:p>
         </w:tc>
@@ -1040,7 +1040,7 @@
                 <w:b w:val="0"/>
                 <w:sz w:val="23"/>
               </w:rPr>
-              <w:t>WIND FIVE RENERGY LIMITED</w:t>
+              <w:t>ADANI RENEWABLE ENERGY HOLDING SEVEN LIMITED</w:t>
             </w:r>
           </w:p>
         </w:tc>
@@ -1060,6 +1060,76 @@
                 <w:sz w:val="23"/>
               </w:rPr>
               <w:t>20/03/2021</w:t>
+            </w:r>
+          </w:p>
+        </w:tc>
+        <w:tc>
+          <w:tcPr>
+            <w:tcW w:type="dxa" w:w="2250"/>
+          </w:tcPr>
+          <w:p>
+            <w:pPr>
+              <w:spacing w:after="0"/>
+              <w:jc w:val="center"/>
+            </w:pPr>
+          </w:p>
+        </w:tc>
+      </w:tr>
+      <w:tr>
+        <w:tc>
+          <w:tcPr>
+            <w:tcW w:type="dxa" w:w="636"/>
+          </w:tcPr>
+          <w:p>
+            <w:pPr>
+              <w:spacing w:after="0"/>
+              <w:ind w:left="360"/>
+            </w:pPr>
+            <w:r>
+              <w:rPr>
+                <w:rFonts w:ascii="Adani" w:hAnsi="Adani" w:eastAsia="Adani" w:cs="Adani"/>
+                <w:b w:val="0"/>
+                <w:sz w:val="23"/>
+              </w:rPr>
+              <w:t>12</w:t>
+            </w:r>
+          </w:p>
+        </w:tc>
+        <w:tc>
+          <w:tcPr>
+            <w:tcW w:type="dxa" w:w="3864"/>
+          </w:tcPr>
+          <w:p>
+            <w:pPr>
+              <w:spacing w:after="0"/>
+              <w:jc w:val="both"/>
+            </w:pPr>
+            <w:r>
+              <w:rPr>
+                <w:rFonts w:ascii="Adani" w:hAnsi="Adani" w:eastAsia="Adani" w:cs="Adani"/>
+                <w:b w:val="0"/>
+                <w:sz w:val="23"/>
+              </w:rPr>
+              <w:t>RAMNAD RENEWABLE ENERGY LIMITED</w:t>
+            </w:r>
+          </w:p>
+        </w:tc>
+        <w:tc>
+          <w:tcPr>
+            <w:tcW w:type="dxa" w:w="2610"/>
+          </w:tcPr>
+          <w:p>
+            <w:pPr>
+              <w:spacing w:after="0"/>
+              <w:jc w:val="center"/>
+            </w:pPr>
+            <w:r>
+              <w:rPr>
+                <w:rFonts w:ascii="Adani" w:hAnsi="Adani" w:eastAsia="Adani" w:cs="Adani"/>
+                <w:b w:val="0"/>
+                <w:sz w:val="23"/>
+              </w:rPr>
+              <w:t>13/05/2019</w:t>
             </w:r>
           </w:p>
         </w:tc>
@@ -1175,7 +1245,7 @@
           <w:b w:val="0"/>
           <w:sz w:val="23"/>
         </w:rPr>
-        <w:t xml:space="preserve">Date: 07th May, 2026</w:t>
+        <w:t xml:space="preserve">Date: 15th May, 2026</w:t>
         <w:tab/>
       </w:r>
     </w:p>

--- a/Backend/Director_Disclosure/Output_Disclosures/2024-25/ADANI_GREEN_ENERGY_SIXTEEN_LIMITED/DIR-8/DIR8_Dipak_Gupta_09113381.docx
+++ b/Backend/Director_Disclosure/Output_Disclosures/2024-25/ADANI_GREEN_ENERGY_SIXTEEN_LIMITED/DIR-8/DIR8_Dipak_Gupta_09113381.docx
@@ -1075,76 +1075,6 @@
           </w:p>
         </w:tc>
       </w:tr>
-      <w:tr>
-        <w:tc>
-          <w:tcPr>
-            <w:tcW w:type="dxa" w:w="636"/>
-          </w:tcPr>
-          <w:p>
-            <w:pPr>
-              <w:spacing w:after="0"/>
-              <w:ind w:left="360"/>
-            </w:pPr>
-            <w:r>
-              <w:rPr>
-                <w:rFonts w:ascii="Adani" w:hAnsi="Adani" w:eastAsia="Adani" w:cs="Adani"/>
-                <w:b w:val="0"/>
-                <w:sz w:val="23"/>
-              </w:rPr>
-              <w:t>12</w:t>
-            </w:r>
-          </w:p>
-        </w:tc>
-        <w:tc>
-          <w:tcPr>
-            <w:tcW w:type="dxa" w:w="3864"/>
-          </w:tcPr>
-          <w:p>
-            <w:pPr>
-              <w:spacing w:after="0"/>
-              <w:jc w:val="both"/>
-            </w:pPr>
-            <w:r>
-              <w:rPr>
-                <w:rFonts w:ascii="Adani" w:hAnsi="Adani" w:eastAsia="Adani" w:cs="Adani"/>
-                <w:b w:val="0"/>
-                <w:sz w:val="23"/>
-              </w:rPr>
-              <w:t>RAMNAD RENEWABLE ENERGY LIMITED</w:t>
-            </w:r>
-          </w:p>
-        </w:tc>
-        <w:tc>
-          <w:tcPr>
-            <w:tcW w:type="dxa" w:w="2610"/>
-          </w:tcPr>
-          <w:p>
-            <w:pPr>
-              <w:spacing w:after="0"/>
-              <w:jc w:val="center"/>
-            </w:pPr>
-            <w:r>
-              <w:rPr>
-                <w:rFonts w:ascii="Adani" w:hAnsi="Adani" w:eastAsia="Adani" w:cs="Adani"/>
-                <w:b w:val="0"/>
-                <w:sz w:val="23"/>
-              </w:rPr>
-              <w:t>13/05/2019</w:t>
-            </w:r>
-          </w:p>
-        </w:tc>
-        <w:tc>
-          <w:tcPr>
-            <w:tcW w:type="dxa" w:w="2250"/>
-          </w:tcPr>
-          <w:p>
-            <w:pPr>
-              <w:spacing w:after="0"/>
-              <w:jc w:val="center"/>
-            </w:pPr>
-          </w:p>
-        </w:tc>
-      </w:tr>
     </w:tbl>
     <w:p>
       <w:pPr>
@@ -1245,7 +1175,7 @@
           <w:b w:val="0"/>
           <w:sz w:val="23"/>
         </w:rPr>
-        <w:t xml:space="preserve">Date: 15th May, 2026</w:t>
+        <w:t xml:space="preserve">Date: 08th June, 2026</w:t>
         <w:tab/>
       </w:r>
     </w:p>
